--- a/public/downloads/production/kdp/kdp-trim-cover-readiness-worksheet.docx
+++ b/public/downloads/production/kdp/kdp-trim-cover-readiness-worksheet.docx
@@ -69,7 +69,7 @@
         </w:numPr>
       </w:pPr>
       <w:r>
-        <w:t xml:space="preserve">Interior review PDFs are current assembly outputs, not final KDP interiors. Page counts may change after front matter, back matter, typography, margins, and final copyedit design passes.</w:t>
+        <w:t xml:space="preserve">Interior review PDFs are current 6 x 9 review outputs for the devotionals and companion journals, not final KDP upload interiors. Page counts may change after final copyedit, author approval, proof corrections, and final export settings.</w:t>
       </w:r>
     </w:p>
     <w:p>
@@ -663,53 +663,53 @@
               <w:jc w:val="right"/>
             </w:pPr>
             <w:r>
-              <w:t xml:space="preserve">94</w:t>
-            </w:r>
-          </w:p>
-        </w:tc>
-        <w:tc>
-          <w:tcPr/>
-          <w:p>
-            <w:pPr>
-              <w:pStyle w:val="Compact"/>
-              <w:jc w:val="right"/>
-            </w:pPr>
-            <w:r>
-              <w:t xml:space="preserve">0.212 in</w:t>
-            </w:r>
-          </w:p>
-        </w:tc>
-        <w:tc>
-          <w:tcPr/>
-          <w:p>
-            <w:pPr>
-              <w:pStyle w:val="Compact"/>
-            </w:pPr>
-            <w:r>
-              <w:t xml:space="preserve">12.462 x 9.250 in</w:t>
-            </w:r>
-          </w:p>
-        </w:tc>
-        <w:tc>
-          <w:tcPr/>
-          <w:p>
-            <w:pPr>
-              <w:pStyle w:val="Compact"/>
-              <w:jc w:val="right"/>
-            </w:pPr>
-            <w:r>
-              <w:t xml:space="preserve">0.235 in</w:t>
-            </w:r>
-          </w:p>
-        </w:tc>
-        <w:tc>
-          <w:tcPr/>
-          <w:p>
-            <w:pPr>
-              <w:pStyle w:val="Compact"/>
-            </w:pPr>
-            <w:r>
-              <w:t xml:space="preserve">12.485 x 9.250 in</w:t>
+              <w:t xml:space="preserve">470</w:t>
+            </w:r>
+          </w:p>
+        </w:tc>
+        <w:tc>
+          <w:tcPr/>
+          <w:p>
+            <w:pPr>
+              <w:pStyle w:val="Compact"/>
+              <w:jc w:val="right"/>
+            </w:pPr>
+            <w:r>
+              <w:t xml:space="preserve">1.058 in</w:t>
+            </w:r>
+          </w:p>
+        </w:tc>
+        <w:tc>
+          <w:tcPr/>
+          <w:p>
+            <w:pPr>
+              <w:pStyle w:val="Compact"/>
+            </w:pPr>
+            <w:r>
+              <w:t xml:space="preserve">13.308 x 9.250 in</w:t>
+            </w:r>
+          </w:p>
+        </w:tc>
+        <w:tc>
+          <w:tcPr/>
+          <w:p>
+            <w:pPr>
+              <w:pStyle w:val="Compact"/>
+              <w:jc w:val="right"/>
+            </w:pPr>
+            <w:r>
+              <w:t xml:space="preserve">1.175 in</w:t>
+            </w:r>
+          </w:p>
+        </w:tc>
+        <w:tc>
+          <w:tcPr/>
+          <w:p>
+            <w:pPr>
+              <w:pStyle w:val="Compact"/>
+            </w:pPr>
+            <w:r>
+              <w:t xml:space="preserve">13.425 x 9.250 in</w:t>
             </w:r>
           </w:p>
         </w:tc>
@@ -745,53 +745,53 @@
               <w:jc w:val="right"/>
             </w:pPr>
             <w:r>
-              <w:t xml:space="preserve">81</w:t>
-            </w:r>
-          </w:p>
-        </w:tc>
-        <w:tc>
-          <w:tcPr/>
-          <w:p>
-            <w:pPr>
-              <w:pStyle w:val="Compact"/>
-              <w:jc w:val="right"/>
-            </w:pPr>
-            <w:r>
-              <w:t xml:space="preserve">0.182 in</w:t>
-            </w:r>
-          </w:p>
-        </w:tc>
-        <w:tc>
-          <w:tcPr/>
-          <w:p>
-            <w:pPr>
-              <w:pStyle w:val="Compact"/>
-            </w:pPr>
-            <w:r>
-              <w:t xml:space="preserve">12.432 x 9.250 in</w:t>
-            </w:r>
-          </w:p>
-        </w:tc>
-        <w:tc>
-          <w:tcPr/>
-          <w:p>
-            <w:pPr>
-              <w:pStyle w:val="Compact"/>
-              <w:jc w:val="right"/>
-            </w:pPr>
-            <w:r>
-              <w:t xml:space="preserve">0.203 in</w:t>
-            </w:r>
-          </w:p>
-        </w:tc>
-        <w:tc>
-          <w:tcPr/>
-          <w:p>
-            <w:pPr>
-              <w:pStyle w:val="Compact"/>
-            </w:pPr>
-            <w:r>
-              <w:t xml:space="preserve">12.453 x 9.250 in</w:t>
+              <w:t xml:space="preserve">477</w:t>
+            </w:r>
+          </w:p>
+        </w:tc>
+        <w:tc>
+          <w:tcPr/>
+          <w:p>
+            <w:pPr>
+              <w:pStyle w:val="Compact"/>
+              <w:jc w:val="right"/>
+            </w:pPr>
+            <w:r>
+              <w:t xml:space="preserve">1.074 in</w:t>
+            </w:r>
+          </w:p>
+        </w:tc>
+        <w:tc>
+          <w:tcPr/>
+          <w:p>
+            <w:pPr>
+              <w:pStyle w:val="Compact"/>
+            </w:pPr>
+            <w:r>
+              <w:t xml:space="preserve">13.324 x 9.250 in</w:t>
+            </w:r>
+          </w:p>
+        </w:tc>
+        <w:tc>
+          <w:tcPr/>
+          <w:p>
+            <w:pPr>
+              <w:pStyle w:val="Compact"/>
+              <w:jc w:val="right"/>
+            </w:pPr>
+            <w:r>
+              <w:t xml:space="preserve">1.193 in</w:t>
+            </w:r>
+          </w:p>
+        </w:tc>
+        <w:tc>
+          <w:tcPr/>
+          <w:p>
+            <w:pPr>
+              <w:pStyle w:val="Compact"/>
+            </w:pPr>
+            <w:r>
+              <w:t xml:space="preserve">13.443 x 9.250 in</w:t>
             </w:r>
           </w:p>
         </w:tc>
@@ -827,53 +827,53 @@
               <w:jc w:val="right"/>
             </w:pPr>
             <w:r>
-              <w:t xml:space="preserve">90</w:t>
-            </w:r>
-          </w:p>
-        </w:tc>
-        <w:tc>
-          <w:tcPr/>
-          <w:p>
-            <w:pPr>
-              <w:pStyle w:val="Compact"/>
-              <w:jc w:val="right"/>
-            </w:pPr>
-            <w:r>
-              <w:t xml:space="preserve">0.203 in</w:t>
-            </w:r>
-          </w:p>
-        </w:tc>
-        <w:tc>
-          <w:tcPr/>
-          <w:p>
-            <w:pPr>
-              <w:pStyle w:val="Compact"/>
-            </w:pPr>
-            <w:r>
-              <w:t xml:space="preserve">12.453 x 9.250 in</w:t>
-            </w:r>
-          </w:p>
-        </w:tc>
-        <w:tc>
-          <w:tcPr/>
-          <w:p>
-            <w:pPr>
-              <w:pStyle w:val="Compact"/>
-              <w:jc w:val="right"/>
-            </w:pPr>
-            <w:r>
-              <w:t xml:space="preserve">0.225 in</w:t>
-            </w:r>
-          </w:p>
-        </w:tc>
-        <w:tc>
-          <w:tcPr/>
-          <w:p>
-            <w:pPr>
-              <w:pStyle w:val="Compact"/>
-            </w:pPr>
-            <w:r>
-              <w:t xml:space="preserve">12.475 x 9.250 in</w:t>
+              <w:t xml:space="preserve">483</w:t>
+            </w:r>
+          </w:p>
+        </w:tc>
+        <w:tc>
+          <w:tcPr/>
+          <w:p>
+            <w:pPr>
+              <w:pStyle w:val="Compact"/>
+              <w:jc w:val="right"/>
+            </w:pPr>
+            <w:r>
+              <w:t xml:space="preserve">1.088 in</w:t>
+            </w:r>
+          </w:p>
+        </w:tc>
+        <w:tc>
+          <w:tcPr/>
+          <w:p>
+            <w:pPr>
+              <w:pStyle w:val="Compact"/>
+            </w:pPr>
+            <w:r>
+              <w:t xml:space="preserve">13.338 x 9.250 in</w:t>
+            </w:r>
+          </w:p>
+        </w:tc>
+        <w:tc>
+          <w:tcPr/>
+          <w:p>
+            <w:pPr>
+              <w:pStyle w:val="Compact"/>
+              <w:jc w:val="right"/>
+            </w:pPr>
+            <w:r>
+              <w:t xml:space="preserve">1.208 in</w:t>
+            </w:r>
+          </w:p>
+        </w:tc>
+        <w:tc>
+          <w:tcPr/>
+          <w:p>
+            <w:pPr>
+              <w:pStyle w:val="Compact"/>
+            </w:pPr>
+            <w:r>
+              <w:t xml:space="preserve">13.457 x 9.250 in</w:t>
             </w:r>
           </w:p>
         </w:tc>
@@ -1215,30 +1215,30 @@
               <w:jc w:val="right"/>
             </w:pPr>
             <w:r>
-              <w:t xml:space="preserve">94</w:t>
-            </w:r>
-          </w:p>
-        </w:tc>
-        <w:tc>
-          <w:tcPr/>
-          <w:p>
-            <w:pPr>
-              <w:pStyle w:val="Compact"/>
-            </w:pPr>
-            <w:r>
-              <w:t xml:space="preserve">24-150 pages</w:t>
-            </w:r>
-          </w:p>
-        </w:tc>
-        <w:tc>
-          <w:tcPr/>
-          <w:p>
-            <w:pPr>
-              <w:pStyle w:val="Compact"/>
-              <w:jc w:val="right"/>
-            </w:pPr>
-            <w:r>
-              <w:t xml:space="preserve">0.375 in</w:t>
+              <w:t xml:space="preserve">470</w:t>
+            </w:r>
+          </w:p>
+        </w:tc>
+        <w:tc>
+          <w:tcPr/>
+          <w:p>
+            <w:pPr>
+              <w:pStyle w:val="Compact"/>
+            </w:pPr>
+            <w:r>
+              <w:t xml:space="preserve">301-500 pages</w:t>
+            </w:r>
+          </w:p>
+        </w:tc>
+        <w:tc>
+          <w:tcPr/>
+          <w:p>
+            <w:pPr>
+              <w:pStyle w:val="Compact"/>
+              <w:jc w:val="right"/>
+            </w:pPr>
+            <w:r>
+              <w:t xml:space="preserve">0.625 in</w:t>
             </w:r>
           </w:p>
         </w:tc>
@@ -1287,30 +1287,30 @@
               <w:jc w:val="right"/>
             </w:pPr>
             <w:r>
-              <w:t xml:space="preserve">81</w:t>
-            </w:r>
-          </w:p>
-        </w:tc>
-        <w:tc>
-          <w:tcPr/>
-          <w:p>
-            <w:pPr>
-              <w:pStyle w:val="Compact"/>
-            </w:pPr>
-            <w:r>
-              <w:t xml:space="preserve">24-150 pages</w:t>
-            </w:r>
-          </w:p>
-        </w:tc>
-        <w:tc>
-          <w:tcPr/>
-          <w:p>
-            <w:pPr>
-              <w:pStyle w:val="Compact"/>
-              <w:jc w:val="right"/>
-            </w:pPr>
-            <w:r>
-              <w:t xml:space="preserve">0.375 in</w:t>
+              <w:t xml:space="preserve">477</w:t>
+            </w:r>
+          </w:p>
+        </w:tc>
+        <w:tc>
+          <w:tcPr/>
+          <w:p>
+            <w:pPr>
+              <w:pStyle w:val="Compact"/>
+            </w:pPr>
+            <w:r>
+              <w:t xml:space="preserve">301-500 pages</w:t>
+            </w:r>
+          </w:p>
+        </w:tc>
+        <w:tc>
+          <w:tcPr/>
+          <w:p>
+            <w:pPr>
+              <w:pStyle w:val="Compact"/>
+              <w:jc w:val="right"/>
+            </w:pPr>
+            <w:r>
+              <w:t xml:space="preserve">0.625 in</w:t>
             </w:r>
           </w:p>
         </w:tc>
@@ -1359,30 +1359,30 @@
               <w:jc w:val="right"/>
             </w:pPr>
             <w:r>
-              <w:t xml:space="preserve">90</w:t>
-            </w:r>
-          </w:p>
-        </w:tc>
-        <w:tc>
-          <w:tcPr/>
-          <w:p>
-            <w:pPr>
-              <w:pStyle w:val="Compact"/>
-            </w:pPr>
-            <w:r>
-              <w:t xml:space="preserve">24-150 pages</w:t>
-            </w:r>
-          </w:p>
-        </w:tc>
-        <w:tc>
-          <w:tcPr/>
-          <w:p>
-            <w:pPr>
-              <w:pStyle w:val="Compact"/>
-              <w:jc w:val="right"/>
-            </w:pPr>
-            <w:r>
-              <w:t xml:space="preserve">0.375 in</w:t>
+              <w:t xml:space="preserve">483</w:t>
+            </w:r>
+          </w:p>
+        </w:tc>
+        <w:tc>
+          <w:tcPr/>
+          <w:p>
+            <w:pPr>
+              <w:pStyle w:val="Compact"/>
+            </w:pPr>
+            <w:r>
+              <w:t xml:space="preserve">301-500 pages</w:t>
+            </w:r>
+          </w:p>
+        </w:tc>
+        <w:tc>
+          <w:tcPr/>
+          <w:p>
+            <w:pPr>
+              <w:pStyle w:val="Compact"/>
+              <w:jc w:val="right"/>
+            </w:pPr>
+            <w:r>
+              <w:t xml:space="preserve">0.625 in</w:t>
             </w:r>
           </w:p>
         </w:tc>

--- a/public/downloads/production/kdp/kdp-trim-cover-readiness-worksheet.docx
+++ b/public/downloads/production/kdp/kdp-trim-cover-readiness-worksheet.docx
@@ -2,7 +2,7 @@
 <file path=word/document.xml><?xml version="1.0" encoding="utf-8"?>
 <w:document xmlns:w="http://schemas.openxmlformats.org/wordprocessingml/2006/main" xmlns:m="http://schemas.openxmlformats.org/officeDocument/2006/math" xmlns:r="http://schemas.openxmlformats.org/officeDocument/2006/relationships" xmlns:o="urn:schemas-microsoft-com:office:office" xmlns:v="urn:schemas-microsoft-com:vml" xmlns:w10="urn:schemas-microsoft-com:office:word" xmlns:a="http://schemas.openxmlformats.org/drawingml/2006/main" xmlns:pic="http://schemas.openxmlformats.org/drawingml/2006/picture" xmlns:wp="http://schemas.openxmlformats.org/drawingml/2006/wordprocessingDrawing">
   <w:body>
-    <w:bookmarkStart w:id="20" w:name="X393152544ba546ce5cd1c68951eadb079ba0fc8"/>
+    <w:bookmarkStart w:id="21" w:name="X393152544ba546ce5cd1c68951eadb079ba0fc8"/>
     <w:p>
       <w:pPr>
         <w:pStyle w:val="Heading1"/>
@@ -276,1144 +276,181 @@
       </w:r>
     </w:p>
     <w:bookmarkEnd w:id="14"/>
-    <w:bookmarkStart w:id="15" w:name="current-cover-size-matrix"/>
+    <w:bookmarkStart w:id="15" w:name="current-devotional-cover-size-matrix"/>
     <w:p>
       <w:pPr>
         <w:pStyle w:val="Heading2"/>
       </w:pPr>
       <w:r>
-        <w:t xml:space="preserve">Current Cover Size Matrix</w:t>
-      </w:r>
-    </w:p>
-    <w:tbl>
-      <w:tblPr>
-        <w:tblStyle w:val="Table"/>
-        <w:tblW w:type="pct" w:w="5000"/>
-        <w:tblLayout w:type="fixed"/>
-        <w:tblLook w:firstRow="1" w:lastRow="0" w:firstColumn="0" w:lastColumn="0" w:noHBand="0" w:noVBand="0" w:val="0020"/>
-      </w:tblPr>
-      <w:tblGrid>
-        <w:gridCol w:w="990"/>
-        <w:gridCol w:w="990"/>
-        <w:gridCol w:w="1320"/>
-        <w:gridCol w:w="1320"/>
-        <w:gridCol w:w="990"/>
-        <w:gridCol w:w="1320"/>
-        <w:gridCol w:w="990"/>
-      </w:tblGrid>
-      <w:tr>
-        <w:trPr>
-          <w:tblHeader w:val="on"/>
-        </w:trPr>
-        <w:tc>
-          <w:tcPr/>
-          <w:p>
-            <w:pPr>
-              <w:pStyle w:val="Compact"/>
-            </w:pPr>
-            <w:r>
-              <w:t xml:space="preserve">Artifact</w:t>
-            </w:r>
-          </w:p>
-        </w:tc>
-        <w:tc>
-          <w:tcPr/>
-          <w:p>
-            <w:pPr>
-              <w:pStyle w:val="Compact"/>
-            </w:pPr>
-            <w:r>
-              <w:t xml:space="preserve">Title</w:t>
-            </w:r>
-          </w:p>
-        </w:tc>
-        <w:tc>
-          <w:tcPr/>
-          <w:p>
-            <w:pPr>
-              <w:pStyle w:val="Compact"/>
-              <w:jc w:val="right"/>
-            </w:pPr>
-            <w:r>
-              <w:t xml:space="preserve">Pages</w:t>
-            </w:r>
-          </w:p>
-        </w:tc>
-        <w:tc>
-          <w:tcPr/>
-          <w:p>
-            <w:pPr>
-              <w:pStyle w:val="Compact"/>
-              <w:jc w:val="right"/>
-            </w:pPr>
-            <w:r>
-              <w:t xml:space="preserve">White-paper spine</w:t>
-            </w:r>
-          </w:p>
-        </w:tc>
-        <w:tc>
-          <w:tcPr/>
-          <w:p>
-            <w:pPr>
-              <w:pStyle w:val="Compact"/>
-            </w:pPr>
-            <w:r>
-              <w:t xml:space="preserve">White-paper cover size</w:t>
-            </w:r>
-          </w:p>
-        </w:tc>
-        <w:tc>
-          <w:tcPr/>
-          <w:p>
-            <w:pPr>
-              <w:pStyle w:val="Compact"/>
-              <w:jc w:val="right"/>
-            </w:pPr>
-            <w:r>
-              <w:t xml:space="preserve">Cream-paper spine</w:t>
-            </w:r>
-          </w:p>
-        </w:tc>
-        <w:tc>
-          <w:tcPr/>
-          <w:p>
-            <w:pPr>
-              <w:pStyle w:val="Compact"/>
-            </w:pPr>
-            <w:r>
-              <w:t xml:space="preserve">Cream-paper cover size</w:t>
-            </w:r>
-          </w:p>
-        </w:tc>
-      </w:tr>
-      <w:tr>
-        <w:tc>
-          <w:tcPr/>
-          <w:p>
-            <w:pPr>
-              <w:pStyle w:val="Compact"/>
-            </w:pPr>
-            <w:r>
-              <w:t xml:space="preserve">Volume 1 manuscript</w:t>
-            </w:r>
-          </w:p>
-        </w:tc>
-        <w:tc>
-          <w:tcPr/>
-          <w:p>
-            <w:pPr>
-              <w:pStyle w:val="Compact"/>
-            </w:pPr>
-            <w:r>
-              <w:t xml:space="preserve">Surrendering to God’s Love</w:t>
-            </w:r>
-          </w:p>
-        </w:tc>
-        <w:tc>
-          <w:tcPr/>
-          <w:p>
-            <w:pPr>
-              <w:pStyle w:val="Compact"/>
-              <w:jc w:val="right"/>
-            </w:pPr>
-            <w:r>
-              <w:t xml:space="preserve">409</w:t>
-            </w:r>
-          </w:p>
-        </w:tc>
-        <w:tc>
-          <w:tcPr/>
-          <w:p>
-            <w:pPr>
-              <w:pStyle w:val="Compact"/>
-              <w:jc w:val="right"/>
-            </w:pPr>
-            <w:r>
-              <w:t xml:space="preserve">0.921 in</w:t>
-            </w:r>
-          </w:p>
-        </w:tc>
-        <w:tc>
-          <w:tcPr/>
-          <w:p>
-            <w:pPr>
-              <w:pStyle w:val="Compact"/>
-            </w:pPr>
-            <w:r>
-              <w:t xml:space="preserve">13.171 x 9.250 in</w:t>
-            </w:r>
-          </w:p>
-        </w:tc>
-        <w:tc>
-          <w:tcPr/>
-          <w:p>
-            <w:pPr>
-              <w:pStyle w:val="Compact"/>
-              <w:jc w:val="right"/>
-            </w:pPr>
-            <w:r>
-              <w:t xml:space="preserve">1.022 in</w:t>
-            </w:r>
-          </w:p>
-        </w:tc>
-        <w:tc>
-          <w:tcPr/>
-          <w:p>
-            <w:pPr>
-              <w:pStyle w:val="Compact"/>
-            </w:pPr>
-            <w:r>
-              <w:t xml:space="preserve">13.273 x 9.250 in</w:t>
-            </w:r>
-          </w:p>
-        </w:tc>
-      </w:tr>
-      <w:tr>
-        <w:tc>
-          <w:tcPr/>
-          <w:p>
-            <w:pPr>
-              <w:pStyle w:val="Compact"/>
-            </w:pPr>
-            <w:r>
-              <w:t xml:space="preserve">Volume 2 manuscript</w:t>
-            </w:r>
-          </w:p>
-        </w:tc>
-        <w:tc>
-          <w:tcPr/>
-          <w:p>
-            <w:pPr>
-              <w:pStyle w:val="Compact"/>
-            </w:pPr>
-            <w:r>
-              <w:t xml:space="preserve">Walking with Jesus</w:t>
-            </w:r>
-          </w:p>
-        </w:tc>
-        <w:tc>
-          <w:tcPr/>
-          <w:p>
-            <w:pPr>
-              <w:pStyle w:val="Compact"/>
-              <w:jc w:val="right"/>
-            </w:pPr>
-            <w:r>
-              <w:t xml:space="preserve">350</w:t>
-            </w:r>
-          </w:p>
-        </w:tc>
-        <w:tc>
-          <w:tcPr/>
-          <w:p>
-            <w:pPr>
-              <w:pStyle w:val="Compact"/>
-              <w:jc w:val="right"/>
-            </w:pPr>
-            <w:r>
-              <w:t xml:space="preserve">0.788 in</w:t>
-            </w:r>
-          </w:p>
-        </w:tc>
-        <w:tc>
-          <w:tcPr/>
-          <w:p>
-            <w:pPr>
-              <w:pStyle w:val="Compact"/>
-            </w:pPr>
-            <w:r>
-              <w:t xml:space="preserve">13.038 x 9.250 in</w:t>
-            </w:r>
-          </w:p>
-        </w:tc>
-        <w:tc>
-          <w:tcPr/>
-          <w:p>
-            <w:pPr>
-              <w:pStyle w:val="Compact"/>
-              <w:jc w:val="right"/>
-            </w:pPr>
-            <w:r>
-              <w:t xml:space="preserve">0.875 in</w:t>
-            </w:r>
-          </w:p>
-        </w:tc>
-        <w:tc>
-          <w:tcPr/>
-          <w:p>
-            <w:pPr>
-              <w:pStyle w:val="Compact"/>
-            </w:pPr>
-            <w:r>
-              <w:t xml:space="preserve">13.125 x 9.250 in</w:t>
-            </w:r>
-          </w:p>
-        </w:tc>
-      </w:tr>
-      <w:tr>
-        <w:tc>
-          <w:tcPr/>
-          <w:p>
-            <w:pPr>
-              <w:pStyle w:val="Compact"/>
-            </w:pPr>
-            <w:r>
-              <w:t xml:space="preserve">Volume 3 manuscript</w:t>
-            </w:r>
-          </w:p>
-        </w:tc>
-        <w:tc>
-          <w:tcPr/>
-          <w:p>
-            <w:pPr>
-              <w:pStyle w:val="Compact"/>
-            </w:pPr>
-            <w:r>
-              <w:t xml:space="preserve">Filled with the Holy Spirit</w:t>
-            </w:r>
-          </w:p>
-        </w:tc>
-        <w:tc>
-          <w:tcPr/>
-          <w:p>
-            <w:pPr>
-              <w:pStyle w:val="Compact"/>
-              <w:jc w:val="right"/>
-            </w:pPr>
-            <w:r>
-              <w:t xml:space="preserve">339</w:t>
-            </w:r>
-          </w:p>
-        </w:tc>
-        <w:tc>
-          <w:tcPr/>
-          <w:p>
-            <w:pPr>
-              <w:pStyle w:val="Compact"/>
-              <w:jc w:val="right"/>
-            </w:pPr>
-            <w:r>
-              <w:t xml:space="preserve">0.763 in</w:t>
-            </w:r>
-          </w:p>
-        </w:tc>
-        <w:tc>
-          <w:tcPr/>
-          <w:p>
-            <w:pPr>
-              <w:pStyle w:val="Compact"/>
-            </w:pPr>
-            <w:r>
-              <w:t xml:space="preserve">13.013 x 9.250 in</w:t>
-            </w:r>
-          </w:p>
-        </w:tc>
-        <w:tc>
-          <w:tcPr/>
-          <w:p>
-            <w:pPr>
-              <w:pStyle w:val="Compact"/>
-              <w:jc w:val="right"/>
-            </w:pPr>
-            <w:r>
-              <w:t xml:space="preserve">0.848 in</w:t>
-            </w:r>
-          </w:p>
-        </w:tc>
-        <w:tc>
-          <w:tcPr/>
-          <w:p>
-            <w:pPr>
-              <w:pStyle w:val="Compact"/>
-            </w:pPr>
-            <w:r>
-              <w:t xml:space="preserve">13.098 x 9.250 in</w:t>
-            </w:r>
-          </w:p>
-        </w:tc>
-      </w:tr>
-      <w:tr>
-        <w:tc>
-          <w:tcPr/>
-          <w:p>
-            <w:pPr>
-              <w:pStyle w:val="Compact"/>
-            </w:pPr>
-            <w:r>
-              <w:t xml:space="preserve">Volume 1 journal</w:t>
-            </w:r>
-          </w:p>
-        </w:tc>
-        <w:tc>
-          <w:tcPr/>
-          <w:p>
-            <w:pPr>
-              <w:pStyle w:val="Compact"/>
-            </w:pPr>
-            <w:r>
-              <w:t xml:space="preserve">Surrendering to God’s Love Companion Journal</w:t>
-            </w:r>
-          </w:p>
-        </w:tc>
-        <w:tc>
-          <w:tcPr/>
-          <w:p>
-            <w:pPr>
-              <w:pStyle w:val="Compact"/>
-              <w:jc w:val="right"/>
-            </w:pPr>
-            <w:r>
-              <w:t xml:space="preserve">470</w:t>
-            </w:r>
-          </w:p>
-        </w:tc>
-        <w:tc>
-          <w:tcPr/>
-          <w:p>
-            <w:pPr>
-              <w:pStyle w:val="Compact"/>
-              <w:jc w:val="right"/>
-            </w:pPr>
-            <w:r>
-              <w:t xml:space="preserve">1.058 in</w:t>
-            </w:r>
-          </w:p>
-        </w:tc>
-        <w:tc>
-          <w:tcPr/>
-          <w:p>
-            <w:pPr>
-              <w:pStyle w:val="Compact"/>
-            </w:pPr>
-            <w:r>
-              <w:t xml:space="preserve">13.308 x 9.250 in</w:t>
-            </w:r>
-          </w:p>
-        </w:tc>
-        <w:tc>
-          <w:tcPr/>
-          <w:p>
-            <w:pPr>
-              <w:pStyle w:val="Compact"/>
-              <w:jc w:val="right"/>
-            </w:pPr>
-            <w:r>
-              <w:t xml:space="preserve">1.175 in</w:t>
-            </w:r>
-          </w:p>
-        </w:tc>
-        <w:tc>
-          <w:tcPr/>
-          <w:p>
-            <w:pPr>
-              <w:pStyle w:val="Compact"/>
-            </w:pPr>
-            <w:r>
-              <w:t xml:space="preserve">13.425 x 9.250 in</w:t>
-            </w:r>
-          </w:p>
-        </w:tc>
-      </w:tr>
-      <w:tr>
-        <w:tc>
-          <w:tcPr/>
-          <w:p>
-            <w:pPr>
-              <w:pStyle w:val="Compact"/>
-            </w:pPr>
-            <w:r>
-              <w:t xml:space="preserve">Volume 2 journal</w:t>
-            </w:r>
-          </w:p>
-        </w:tc>
-        <w:tc>
-          <w:tcPr/>
-          <w:p>
-            <w:pPr>
-              <w:pStyle w:val="Compact"/>
-            </w:pPr>
-            <w:r>
-              <w:t xml:space="preserve">Walking with Jesus Companion Journal</w:t>
-            </w:r>
-          </w:p>
-        </w:tc>
-        <w:tc>
-          <w:tcPr/>
-          <w:p>
-            <w:pPr>
-              <w:pStyle w:val="Compact"/>
-              <w:jc w:val="right"/>
-            </w:pPr>
-            <w:r>
-              <w:t xml:space="preserve">477</w:t>
-            </w:r>
-          </w:p>
-        </w:tc>
-        <w:tc>
-          <w:tcPr/>
-          <w:p>
-            <w:pPr>
-              <w:pStyle w:val="Compact"/>
-              <w:jc w:val="right"/>
-            </w:pPr>
-            <w:r>
-              <w:t xml:space="preserve">1.074 in</w:t>
-            </w:r>
-          </w:p>
-        </w:tc>
-        <w:tc>
-          <w:tcPr/>
-          <w:p>
-            <w:pPr>
-              <w:pStyle w:val="Compact"/>
-            </w:pPr>
-            <w:r>
-              <w:t xml:space="preserve">13.324 x 9.250 in</w:t>
-            </w:r>
-          </w:p>
-        </w:tc>
-        <w:tc>
-          <w:tcPr/>
-          <w:p>
-            <w:pPr>
-              <w:pStyle w:val="Compact"/>
-              <w:jc w:val="right"/>
-            </w:pPr>
-            <w:r>
-              <w:t xml:space="preserve">1.193 in</w:t>
-            </w:r>
-          </w:p>
-        </w:tc>
-        <w:tc>
-          <w:tcPr/>
-          <w:p>
-            <w:pPr>
-              <w:pStyle w:val="Compact"/>
-            </w:pPr>
-            <w:r>
-              <w:t xml:space="preserve">13.443 x 9.250 in</w:t>
-            </w:r>
-          </w:p>
-        </w:tc>
-      </w:tr>
-      <w:tr>
-        <w:tc>
-          <w:tcPr/>
-          <w:p>
-            <w:pPr>
-              <w:pStyle w:val="Compact"/>
-            </w:pPr>
-            <w:r>
-              <w:t xml:space="preserve">Volume 3 journal</w:t>
-            </w:r>
-          </w:p>
-        </w:tc>
-        <w:tc>
-          <w:tcPr/>
-          <w:p>
-            <w:pPr>
-              <w:pStyle w:val="Compact"/>
-            </w:pPr>
-            <w:r>
-              <w:t xml:space="preserve">Filled with the Holy Spirit Companion Journal</w:t>
-            </w:r>
-          </w:p>
-        </w:tc>
-        <w:tc>
-          <w:tcPr/>
-          <w:p>
-            <w:pPr>
-              <w:pStyle w:val="Compact"/>
-              <w:jc w:val="right"/>
-            </w:pPr>
-            <w:r>
-              <w:t xml:space="preserve">483</w:t>
-            </w:r>
-          </w:p>
-        </w:tc>
-        <w:tc>
-          <w:tcPr/>
-          <w:p>
-            <w:pPr>
-              <w:pStyle w:val="Compact"/>
-              <w:jc w:val="right"/>
-            </w:pPr>
-            <w:r>
-              <w:t xml:space="preserve">1.088 in</w:t>
-            </w:r>
-          </w:p>
-        </w:tc>
-        <w:tc>
-          <w:tcPr/>
-          <w:p>
-            <w:pPr>
-              <w:pStyle w:val="Compact"/>
-            </w:pPr>
-            <w:r>
-              <w:t xml:space="preserve">13.338 x 9.250 in</w:t>
-            </w:r>
-          </w:p>
-        </w:tc>
-        <w:tc>
-          <w:tcPr/>
-          <w:p>
-            <w:pPr>
-              <w:pStyle w:val="Compact"/>
-              <w:jc w:val="right"/>
-            </w:pPr>
-            <w:r>
-              <w:t xml:space="preserve">1.208 in</w:t>
-            </w:r>
-          </w:p>
-        </w:tc>
-        <w:tc>
-          <w:tcPr/>
-          <w:p>
-            <w:pPr>
-              <w:pStyle w:val="Compact"/>
-            </w:pPr>
-            <w:r>
-              <w:t xml:space="preserve">13.457 x 9.250 in</w:t>
-            </w:r>
-          </w:p>
-        </w:tc>
-      </w:tr>
-    </w:tbl>
+        <w:t xml:space="preserve">Current Devotional Cover Size Matrix</w:t>
+      </w:r>
+    </w:p>
+    <w:p>
+      <w:pPr>
+        <w:pStyle w:val="Compact"/>
+        <w:numPr>
+          <w:ilvl w:val="0"/>
+          <w:numId w:val="1004"/>
+        </w:numPr>
+      </w:pPr>
+      <w:r>
+        <w:t xml:space="preserve">Volume 1 manuscript: 369 pages; white-paper spine 0.831 in; white-paper cover 13.081 x 9.250 in; cream-paper spine 0.923 in; cream-paper cover 13.173 x 9.250 in.</w:t>
+      </w:r>
+    </w:p>
+    <w:p>
+      <w:pPr>
+        <w:pStyle w:val="Compact"/>
+        <w:numPr>
+          <w:ilvl w:val="0"/>
+          <w:numId w:val="1004"/>
+        </w:numPr>
+      </w:pPr>
+      <w:r>
+        <w:t xml:space="preserve">Volume 2 manuscript: 369 pages; white-paper spine 0.831 in; white-paper cover 13.081 x 9.250 in; cream-paper spine 0.923 in; cream-paper cover 13.173 x 9.250 in.</w:t>
+      </w:r>
+    </w:p>
+    <w:p>
+      <w:pPr>
+        <w:pStyle w:val="Compact"/>
+        <w:numPr>
+          <w:ilvl w:val="0"/>
+          <w:numId w:val="1004"/>
+        </w:numPr>
+      </w:pPr>
+      <w:r>
+        <w:t xml:space="preserve">Volume 3 manuscript: 369 pages; white-paper spine 0.831 in; white-paper cover 13.081 x 9.250 in; cream-paper spine 0.923 in; cream-paper cover 13.173 x 9.250 in.</w:t>
+      </w:r>
+    </w:p>
     <w:bookmarkEnd w:id="15"/>
-    <w:bookmarkStart w:id="16" w:name="minimum-margin-matrix"/>
+    <w:bookmarkStart w:id="16" w:name="X53e3f6bf93b7cfdad5aea8f5e8a2a984715f25a"/>
     <w:p>
       <w:pPr>
         <w:pStyle w:val="Heading2"/>
       </w:pPr>
       <w:r>
+        <w:t xml:space="preserve">Current Companion Journal Cover Size Matrix</w:t>
+      </w:r>
+    </w:p>
+    <w:p>
+      <w:pPr>
+        <w:pStyle w:val="Compact"/>
+        <w:numPr>
+          <w:ilvl w:val="0"/>
+          <w:numId w:val="1005"/>
+        </w:numPr>
+      </w:pPr>
+      <w:r>
+        <w:t xml:space="preserve">Volume 1 journal: 470 pages; white-paper spine 1.058 in; white-paper cover 13.308 x 9.250 in; cream-paper spine 1.175 in; cream-paper cover 13.425 x 9.250 in.</w:t>
+      </w:r>
+    </w:p>
+    <w:p>
+      <w:pPr>
+        <w:pStyle w:val="Compact"/>
+        <w:numPr>
+          <w:ilvl w:val="0"/>
+          <w:numId w:val="1005"/>
+        </w:numPr>
+      </w:pPr>
+      <w:r>
+        <w:t xml:space="preserve">Volume 2 journal: 477 pages; white-paper spine 1.074 in; white-paper cover 13.324 x 9.250 in; cream-paper spine 1.193 in; cream-paper cover 13.443 x 9.250 in.</w:t>
+      </w:r>
+    </w:p>
+    <w:p>
+      <w:pPr>
+        <w:pStyle w:val="Compact"/>
+        <w:numPr>
+          <w:ilvl w:val="0"/>
+          <w:numId w:val="1005"/>
+        </w:numPr>
+      </w:pPr>
+      <w:r>
+        <w:t xml:space="preserve">Volume 3 journal: 483 pages; white-paper spine 1.088 in; white-paper cover 13.338 x 9.250 in; cream-paper spine 1.208 in; cream-paper cover 13.457 x 9.250 in.</w:t>
+      </w:r>
+    </w:p>
+    <w:bookmarkEnd w:id="16"/>
+    <w:bookmarkStart w:id="17" w:name="minimum-margin-matrix"/>
+    <w:p>
+      <w:pPr>
+        <w:pStyle w:val="Heading2"/>
+      </w:pPr>
+      <w:r>
         <w:t xml:space="preserve">Minimum Margin Matrix</w:t>
       </w:r>
     </w:p>
-    <w:tbl>
-      <w:tblPr>
-        <w:tblStyle w:val="Table"/>
-        <w:tblW w:type="pct" w:w="5000"/>
-        <w:tblLayout w:type="fixed"/>
-        <w:tblLook w:firstRow="1" w:lastRow="0" w:firstColumn="0" w:lastColumn="0" w:noHBand="0" w:noVBand="0" w:val="0020"/>
-      </w:tblPr>
-      <w:tblGrid>
-        <w:gridCol w:w="1080"/>
-        <w:gridCol w:w="1440"/>
-        <w:gridCol w:w="1080"/>
-        <w:gridCol w:w="1440"/>
-        <w:gridCol w:w="1440"/>
-        <w:gridCol w:w="1440"/>
-      </w:tblGrid>
-      <w:tr>
-        <w:trPr>
-          <w:tblHeader w:val="on"/>
-        </w:trPr>
-        <w:tc>
-          <w:tcPr/>
-          <w:p>
-            <w:pPr>
-              <w:pStyle w:val="Compact"/>
-            </w:pPr>
-            <w:r>
-              <w:t xml:space="preserve">Artifact</w:t>
-            </w:r>
-          </w:p>
-        </w:tc>
-        <w:tc>
-          <w:tcPr/>
-          <w:p>
-            <w:pPr>
-              <w:pStyle w:val="Compact"/>
-              <w:jc w:val="right"/>
-            </w:pPr>
-            <w:r>
-              <w:t xml:space="preserve">Pages</w:t>
-            </w:r>
-          </w:p>
-        </w:tc>
-        <w:tc>
-          <w:tcPr/>
-          <w:p>
-            <w:pPr>
-              <w:pStyle w:val="Compact"/>
-            </w:pPr>
-            <w:r>
-              <w:t xml:space="preserve">KDP band</w:t>
-            </w:r>
-          </w:p>
-        </w:tc>
-        <w:tc>
-          <w:tcPr/>
-          <w:p>
-            <w:pPr>
-              <w:pStyle w:val="Compact"/>
-              <w:jc w:val="right"/>
-            </w:pPr>
-            <w:r>
-              <w:t xml:space="preserve">Inside/gutter minimum</w:t>
-            </w:r>
-          </w:p>
-        </w:tc>
-        <w:tc>
-          <w:tcPr/>
-          <w:p>
-            <w:pPr>
-              <w:pStyle w:val="Compact"/>
-              <w:jc w:val="right"/>
-            </w:pPr>
-            <w:r>
-              <w:t xml:space="preserve">Outside minimum no bleed</w:t>
-            </w:r>
-          </w:p>
-        </w:tc>
-        <w:tc>
-          <w:tcPr/>
-          <w:p>
-            <w:pPr>
-              <w:pStyle w:val="Compact"/>
-              <w:jc w:val="right"/>
-            </w:pPr>
-            <w:r>
-              <w:t xml:space="preserve">Outside minimum with bleed</w:t>
-            </w:r>
-          </w:p>
-        </w:tc>
-      </w:tr>
-      <w:tr>
-        <w:tc>
-          <w:tcPr/>
-          <w:p>
-            <w:pPr>
-              <w:pStyle w:val="Compact"/>
-            </w:pPr>
-            <w:r>
-              <w:t xml:space="preserve">Volume 1 manuscript</w:t>
-            </w:r>
-          </w:p>
-        </w:tc>
-        <w:tc>
-          <w:tcPr/>
-          <w:p>
-            <w:pPr>
-              <w:pStyle w:val="Compact"/>
-              <w:jc w:val="right"/>
-            </w:pPr>
-            <w:r>
-              <w:t xml:space="preserve">409</w:t>
-            </w:r>
-          </w:p>
-        </w:tc>
-        <w:tc>
-          <w:tcPr/>
-          <w:p>
-            <w:pPr>
-              <w:pStyle w:val="Compact"/>
-            </w:pPr>
-            <w:r>
-              <w:t xml:space="preserve">301-500 pages</w:t>
-            </w:r>
-          </w:p>
-        </w:tc>
-        <w:tc>
-          <w:tcPr/>
-          <w:p>
-            <w:pPr>
-              <w:pStyle w:val="Compact"/>
-              <w:jc w:val="right"/>
-            </w:pPr>
-            <w:r>
-              <w:t xml:space="preserve">0.625 in</w:t>
-            </w:r>
-          </w:p>
-        </w:tc>
-        <w:tc>
-          <w:tcPr/>
-          <w:p>
-            <w:pPr>
-              <w:pStyle w:val="Compact"/>
-              <w:jc w:val="right"/>
-            </w:pPr>
-            <w:r>
-              <w:t xml:space="preserve">0.25 in</w:t>
-            </w:r>
-          </w:p>
-        </w:tc>
-        <w:tc>
-          <w:tcPr/>
-          <w:p>
-            <w:pPr>
-              <w:pStyle w:val="Compact"/>
-              <w:jc w:val="right"/>
-            </w:pPr>
-            <w:r>
-              <w:t xml:space="preserve">0.375 in</w:t>
-            </w:r>
-          </w:p>
-        </w:tc>
-      </w:tr>
-      <w:tr>
-        <w:tc>
-          <w:tcPr/>
-          <w:p>
-            <w:pPr>
-              <w:pStyle w:val="Compact"/>
-            </w:pPr>
-            <w:r>
-              <w:t xml:space="preserve">Volume 2 manuscript</w:t>
-            </w:r>
-          </w:p>
-        </w:tc>
-        <w:tc>
-          <w:tcPr/>
-          <w:p>
-            <w:pPr>
-              <w:pStyle w:val="Compact"/>
-              <w:jc w:val="right"/>
-            </w:pPr>
-            <w:r>
-              <w:t xml:space="preserve">350</w:t>
-            </w:r>
-          </w:p>
-        </w:tc>
-        <w:tc>
-          <w:tcPr/>
-          <w:p>
-            <w:pPr>
-              <w:pStyle w:val="Compact"/>
-            </w:pPr>
-            <w:r>
-              <w:t xml:space="preserve">301-500 pages</w:t>
-            </w:r>
-          </w:p>
-        </w:tc>
-        <w:tc>
-          <w:tcPr/>
-          <w:p>
-            <w:pPr>
-              <w:pStyle w:val="Compact"/>
-              <w:jc w:val="right"/>
-            </w:pPr>
-            <w:r>
-              <w:t xml:space="preserve">0.625 in</w:t>
-            </w:r>
-          </w:p>
-        </w:tc>
-        <w:tc>
-          <w:tcPr/>
-          <w:p>
-            <w:pPr>
-              <w:pStyle w:val="Compact"/>
-              <w:jc w:val="right"/>
-            </w:pPr>
-            <w:r>
-              <w:t xml:space="preserve">0.25 in</w:t>
-            </w:r>
-          </w:p>
-        </w:tc>
-        <w:tc>
-          <w:tcPr/>
-          <w:p>
-            <w:pPr>
-              <w:pStyle w:val="Compact"/>
-              <w:jc w:val="right"/>
-            </w:pPr>
-            <w:r>
-              <w:t xml:space="preserve">0.375 in</w:t>
-            </w:r>
-          </w:p>
-        </w:tc>
-      </w:tr>
-      <w:tr>
-        <w:tc>
-          <w:tcPr/>
-          <w:p>
-            <w:pPr>
-              <w:pStyle w:val="Compact"/>
-            </w:pPr>
-            <w:r>
-              <w:t xml:space="preserve">Volume 3 manuscript</w:t>
-            </w:r>
-          </w:p>
-        </w:tc>
-        <w:tc>
-          <w:tcPr/>
-          <w:p>
-            <w:pPr>
-              <w:pStyle w:val="Compact"/>
-              <w:jc w:val="right"/>
-            </w:pPr>
-            <w:r>
-              <w:t xml:space="preserve">339</w:t>
-            </w:r>
-          </w:p>
-        </w:tc>
-        <w:tc>
-          <w:tcPr/>
-          <w:p>
-            <w:pPr>
-              <w:pStyle w:val="Compact"/>
-            </w:pPr>
-            <w:r>
-              <w:t xml:space="preserve">301-500 pages</w:t>
-            </w:r>
-          </w:p>
-        </w:tc>
-        <w:tc>
-          <w:tcPr/>
-          <w:p>
-            <w:pPr>
-              <w:pStyle w:val="Compact"/>
-              <w:jc w:val="right"/>
-            </w:pPr>
-            <w:r>
-              <w:t xml:space="preserve">0.625 in</w:t>
-            </w:r>
-          </w:p>
-        </w:tc>
-        <w:tc>
-          <w:tcPr/>
-          <w:p>
-            <w:pPr>
-              <w:pStyle w:val="Compact"/>
-              <w:jc w:val="right"/>
-            </w:pPr>
-            <w:r>
-              <w:t xml:space="preserve">0.25 in</w:t>
-            </w:r>
-          </w:p>
-        </w:tc>
-        <w:tc>
-          <w:tcPr/>
-          <w:p>
-            <w:pPr>
-              <w:pStyle w:val="Compact"/>
-              <w:jc w:val="right"/>
-            </w:pPr>
-            <w:r>
-              <w:t xml:space="preserve">0.375 in</w:t>
-            </w:r>
-          </w:p>
-        </w:tc>
-      </w:tr>
-      <w:tr>
-        <w:tc>
-          <w:tcPr/>
-          <w:p>
-            <w:pPr>
-              <w:pStyle w:val="Compact"/>
-            </w:pPr>
-            <w:r>
-              <w:t xml:space="preserve">Volume 1 journal</w:t>
-            </w:r>
-          </w:p>
-        </w:tc>
-        <w:tc>
-          <w:tcPr/>
-          <w:p>
-            <w:pPr>
-              <w:pStyle w:val="Compact"/>
-              <w:jc w:val="right"/>
-            </w:pPr>
-            <w:r>
-              <w:t xml:space="preserve">470</w:t>
-            </w:r>
-          </w:p>
-        </w:tc>
-        <w:tc>
-          <w:tcPr/>
-          <w:p>
-            <w:pPr>
-              <w:pStyle w:val="Compact"/>
-            </w:pPr>
-            <w:r>
-              <w:t xml:space="preserve">301-500 pages</w:t>
-            </w:r>
-          </w:p>
-        </w:tc>
-        <w:tc>
-          <w:tcPr/>
-          <w:p>
-            <w:pPr>
-              <w:pStyle w:val="Compact"/>
-              <w:jc w:val="right"/>
-            </w:pPr>
-            <w:r>
-              <w:t xml:space="preserve">0.625 in</w:t>
-            </w:r>
-          </w:p>
-        </w:tc>
-        <w:tc>
-          <w:tcPr/>
-          <w:p>
-            <w:pPr>
-              <w:pStyle w:val="Compact"/>
-              <w:jc w:val="right"/>
-            </w:pPr>
-            <w:r>
-              <w:t xml:space="preserve">0.25 in</w:t>
-            </w:r>
-          </w:p>
-        </w:tc>
-        <w:tc>
-          <w:tcPr/>
-          <w:p>
-            <w:pPr>
-              <w:pStyle w:val="Compact"/>
-              <w:jc w:val="right"/>
-            </w:pPr>
-            <w:r>
-              <w:t xml:space="preserve">0.375 in</w:t>
-            </w:r>
-          </w:p>
-        </w:tc>
-      </w:tr>
-      <w:tr>
-        <w:tc>
-          <w:tcPr/>
-          <w:p>
-            <w:pPr>
-              <w:pStyle w:val="Compact"/>
-            </w:pPr>
-            <w:r>
-              <w:t xml:space="preserve">Volume 2 journal</w:t>
-            </w:r>
-          </w:p>
-        </w:tc>
-        <w:tc>
-          <w:tcPr/>
-          <w:p>
-            <w:pPr>
-              <w:pStyle w:val="Compact"/>
-              <w:jc w:val="right"/>
-            </w:pPr>
-            <w:r>
-              <w:t xml:space="preserve">477</w:t>
-            </w:r>
-          </w:p>
-        </w:tc>
-        <w:tc>
-          <w:tcPr/>
-          <w:p>
-            <w:pPr>
-              <w:pStyle w:val="Compact"/>
-            </w:pPr>
-            <w:r>
-              <w:t xml:space="preserve">301-500 pages</w:t>
-            </w:r>
-          </w:p>
-        </w:tc>
-        <w:tc>
-          <w:tcPr/>
-          <w:p>
-            <w:pPr>
-              <w:pStyle w:val="Compact"/>
-              <w:jc w:val="right"/>
-            </w:pPr>
-            <w:r>
-              <w:t xml:space="preserve">0.625 in</w:t>
-            </w:r>
-          </w:p>
-        </w:tc>
-        <w:tc>
-          <w:tcPr/>
-          <w:p>
-            <w:pPr>
-              <w:pStyle w:val="Compact"/>
-              <w:jc w:val="right"/>
-            </w:pPr>
-            <w:r>
-              <w:t xml:space="preserve">0.25 in</w:t>
-            </w:r>
-          </w:p>
-        </w:tc>
-        <w:tc>
-          <w:tcPr/>
-          <w:p>
-            <w:pPr>
-              <w:pStyle w:val="Compact"/>
-              <w:jc w:val="right"/>
-            </w:pPr>
-            <w:r>
-              <w:t xml:space="preserve">0.375 in</w:t>
-            </w:r>
-          </w:p>
-        </w:tc>
-      </w:tr>
-      <w:tr>
-        <w:tc>
-          <w:tcPr/>
-          <w:p>
-            <w:pPr>
-              <w:pStyle w:val="Compact"/>
-            </w:pPr>
-            <w:r>
-              <w:t xml:space="preserve">Volume 3 journal</w:t>
-            </w:r>
-          </w:p>
-        </w:tc>
-        <w:tc>
-          <w:tcPr/>
-          <w:p>
-            <w:pPr>
-              <w:pStyle w:val="Compact"/>
-              <w:jc w:val="right"/>
-            </w:pPr>
-            <w:r>
-              <w:t xml:space="preserve">483</w:t>
-            </w:r>
-          </w:p>
-        </w:tc>
-        <w:tc>
-          <w:tcPr/>
-          <w:p>
-            <w:pPr>
-              <w:pStyle w:val="Compact"/>
-            </w:pPr>
-            <w:r>
-              <w:t xml:space="preserve">301-500 pages</w:t>
-            </w:r>
-          </w:p>
-        </w:tc>
-        <w:tc>
-          <w:tcPr/>
-          <w:p>
-            <w:pPr>
-              <w:pStyle w:val="Compact"/>
-              <w:jc w:val="right"/>
-            </w:pPr>
-            <w:r>
-              <w:t xml:space="preserve">0.625 in</w:t>
-            </w:r>
-          </w:p>
-        </w:tc>
-        <w:tc>
-          <w:tcPr/>
-          <w:p>
-            <w:pPr>
-              <w:pStyle w:val="Compact"/>
-              <w:jc w:val="right"/>
-            </w:pPr>
-            <w:r>
-              <w:t xml:space="preserve">0.25 in</w:t>
-            </w:r>
-          </w:p>
-        </w:tc>
-        <w:tc>
-          <w:tcPr/>
-          <w:p>
-            <w:pPr>
-              <w:pStyle w:val="Compact"/>
-              <w:jc w:val="right"/>
-            </w:pPr>
-            <w:r>
-              <w:t xml:space="preserve">0.375 in</w:t>
-            </w:r>
-          </w:p>
-        </w:tc>
-      </w:tr>
-    </w:tbl>
-    <w:bookmarkEnd w:id="16"/>
-    <w:bookmarkStart w:id="17" w:name="recommended-interior-path"/>
+    <w:p>
+      <w:pPr>
+        <w:pStyle w:val="Compact"/>
+        <w:numPr>
+          <w:ilvl w:val="0"/>
+          <w:numId w:val="1006"/>
+        </w:numPr>
+      </w:pPr>
+      <w:r>
+        <w:t xml:space="preserve">Volume 1 manuscript: 369 pages; 301-500 page band; inside/gutter minimum 0.625 in; outside no-bleed minimum 0.25 in; outside bleed minimum 0.375 in.</w:t>
+      </w:r>
+    </w:p>
+    <w:p>
+      <w:pPr>
+        <w:pStyle w:val="Compact"/>
+        <w:numPr>
+          <w:ilvl w:val="0"/>
+          <w:numId w:val="1006"/>
+        </w:numPr>
+      </w:pPr>
+      <w:r>
+        <w:t xml:space="preserve">Volume 2 manuscript: 369 pages; 301-500 page band; inside/gutter minimum 0.625 in; outside no-bleed minimum 0.25 in; outside bleed minimum 0.375 in.</w:t>
+      </w:r>
+    </w:p>
+    <w:p>
+      <w:pPr>
+        <w:pStyle w:val="Compact"/>
+        <w:numPr>
+          <w:ilvl w:val="0"/>
+          <w:numId w:val="1006"/>
+        </w:numPr>
+      </w:pPr>
+      <w:r>
+        <w:t xml:space="preserve">Volume 3 manuscript: 369 pages; 301-500 page band; inside/gutter minimum 0.625 in; outside no-bleed minimum 0.25 in; outside bleed minimum 0.375 in.</w:t>
+      </w:r>
+    </w:p>
+    <w:p>
+      <w:pPr>
+        <w:pStyle w:val="Compact"/>
+        <w:numPr>
+          <w:ilvl w:val="0"/>
+          <w:numId w:val="1006"/>
+        </w:numPr>
+      </w:pPr>
+      <w:r>
+        <w:t xml:space="preserve">Volume 1 journal: 470 pages; 301-500 page band; inside/gutter minimum 0.625 in; outside no-bleed minimum 0.25 in; outside bleed minimum 0.375 in.</w:t>
+      </w:r>
+    </w:p>
+    <w:p>
+      <w:pPr>
+        <w:pStyle w:val="Compact"/>
+        <w:numPr>
+          <w:ilvl w:val="0"/>
+          <w:numId w:val="1006"/>
+        </w:numPr>
+      </w:pPr>
+      <w:r>
+        <w:t xml:space="preserve">Volume 2 journal: 477 pages; 301-500 page band; inside/gutter minimum 0.625 in; outside no-bleed minimum 0.25 in; outside bleed minimum 0.375 in.</w:t>
+      </w:r>
+    </w:p>
+    <w:p>
+      <w:pPr>
+        <w:pStyle w:val="Compact"/>
+        <w:numPr>
+          <w:ilvl w:val="0"/>
+          <w:numId w:val="1006"/>
+        </w:numPr>
+      </w:pPr>
+      <w:r>
+        <w:t xml:space="preserve">Volume 3 journal: 483 pages; 301-500 page band; inside/gutter minimum 0.625 in; outside no-bleed minimum 0.25 in; outside bleed minimum 0.375 in.</w:t>
+      </w:r>
+    </w:p>
+    <w:bookmarkEnd w:id="17"/>
+    <w:bookmarkStart w:id="18" w:name="recommended-interior-path"/>
     <w:p>
       <w:pPr>
         <w:pStyle w:val="Heading2"/>
@@ -1427,7 +464,7 @@
         <w:pStyle w:val="Compact"/>
         <w:numPr>
           <w:ilvl w:val="0"/>
-          <w:numId w:val="1004"/>
+          <w:numId w:val="1007"/>
         </w:numPr>
       </w:pPr>
       <w:r>
@@ -1439,7 +476,7 @@
         <w:pStyle w:val="Compact"/>
         <w:numPr>
           <w:ilvl w:val="0"/>
-          <w:numId w:val="1004"/>
+          <w:numId w:val="1007"/>
         </w:numPr>
       </w:pPr>
       <w:r>
@@ -1451,7 +488,7 @@
         <w:pStyle w:val="Compact"/>
         <w:numPr>
           <w:ilvl w:val="0"/>
-          <w:numId w:val="1004"/>
+          <w:numId w:val="1007"/>
         </w:numPr>
       </w:pPr>
       <w:r>
@@ -1463,7 +500,7 @@
         <w:pStyle w:val="Compact"/>
         <w:numPr>
           <w:ilvl w:val="0"/>
-          <w:numId w:val="1004"/>
+          <w:numId w:val="1007"/>
         </w:numPr>
       </w:pPr>
       <w:r>
@@ -1475,7 +512,7 @@
         <w:pStyle w:val="Compact"/>
         <w:numPr>
           <w:ilvl w:val="0"/>
-          <w:numId w:val="1004"/>
+          <w:numId w:val="1007"/>
         </w:numPr>
       </w:pPr>
       <w:r>
@@ -1487,15 +524,15 @@
         <w:pStyle w:val="Compact"/>
         <w:numPr>
           <w:ilvl w:val="0"/>
-          <w:numId w:val="1004"/>
+          <w:numId w:val="1007"/>
         </w:numPr>
       </w:pPr>
       <w:r>
         <w:t xml:space="preserve">Recalculate full-wrap cover dimensions from the final page count and selected paper type.</w:t>
       </w:r>
     </w:p>
-    <w:bookmarkEnd w:id="17"/>
-    <w:bookmarkStart w:id="18" w:name="recommended-cover-path"/>
+    <w:bookmarkEnd w:id="18"/>
+    <w:bookmarkStart w:id="19" w:name="recommended-cover-path"/>
     <w:p>
       <w:pPr>
         <w:pStyle w:val="Heading2"/>
@@ -1509,7 +546,7 @@
         <w:pStyle w:val="Compact"/>
         <w:numPr>
           <w:ilvl w:val="0"/>
-          <w:numId w:val="1005"/>
+          <w:numId w:val="1008"/>
         </w:numPr>
       </w:pPr>
       <w:r>
@@ -1521,7 +558,7 @@
         <w:pStyle w:val="Compact"/>
         <w:numPr>
           <w:ilvl w:val="0"/>
-          <w:numId w:val="1005"/>
+          <w:numId w:val="1008"/>
         </w:numPr>
       </w:pPr>
       <w:r>
@@ -1533,7 +570,7 @@
         <w:pStyle w:val="Compact"/>
         <w:numPr>
           <w:ilvl w:val="0"/>
-          <w:numId w:val="1005"/>
+          <w:numId w:val="1008"/>
         </w:numPr>
       </w:pPr>
       <w:r>
@@ -1545,7 +582,7 @@
         <w:pStyle w:val="Compact"/>
         <w:numPr>
           <w:ilvl w:val="0"/>
-          <w:numId w:val="1005"/>
+          <w:numId w:val="1008"/>
         </w:numPr>
       </w:pPr>
       <w:r>
@@ -1557,7 +594,7 @@
         <w:pStyle w:val="Compact"/>
         <w:numPr>
           <w:ilvl w:val="0"/>
-          <w:numId w:val="1005"/>
+          <w:numId w:val="1008"/>
         </w:numPr>
       </w:pPr>
       <w:r>
@@ -1569,7 +606,7 @@
         <w:pStyle w:val="Compact"/>
         <w:numPr>
           <w:ilvl w:val="0"/>
-          <w:numId w:val="1005"/>
+          <w:numId w:val="1008"/>
         </w:numPr>
       </w:pPr>
       <w:r>
@@ -1581,15 +618,15 @@
         <w:pStyle w:val="Compact"/>
         <w:numPr>
           <w:ilvl w:val="0"/>
-          <w:numId w:val="1005"/>
+          <w:numId w:val="1008"/>
         </w:numPr>
       </w:pPr>
       <w:r>
         <w:t xml:space="preserve">Export print cover art at 300 DPI, flattened, with fonts embedded or outlined in the production PDF.</w:t>
       </w:r>
     </w:p>
-    <w:bookmarkEnd w:id="18"/>
-    <w:bookmarkStart w:id="19" w:name="next-gate"/>
+    <w:bookmarkEnd w:id="19"/>
+    <w:bookmarkStart w:id="20" w:name="next-gate"/>
     <w:p>
       <w:pPr>
         <w:pStyle w:val="Heading2"/>
@@ -1606,8 +643,8 @@
         <w:t xml:space="preserve">The project is ready for a trim-specific KDP design pass, but not a final KDP upload yet. The final upload package should not be declared ready until each book has a locked paper type, final designed page count, print-ready interior PDF, print-ready full-wrap cover PDF, and fresh KDP previewer pass.</w:t>
       </w:r>
     </w:p>
-    <w:bookmarkEnd w:id="19"/>
     <w:bookmarkEnd w:id="20"/>
+    <w:bookmarkEnd w:id="21"/>
     <w:sectPr>
       <w:footnotePr>
         <w:numRestart w:val="eachSect"/>
@@ -1919,6 +956,15 @@
     <w:abstractNumId w:val="991"/>
   </w:num>
   <w:num w:numId="1004">
+    <w:abstractNumId w:val="991"/>
+  </w:num>
+  <w:num w:numId="1005">
+    <w:abstractNumId w:val="991"/>
+  </w:num>
+  <w:num w:numId="1006">
+    <w:abstractNumId w:val="991"/>
+  </w:num>
+  <w:num w:numId="1007">
     <w:abstractNumId w:val="99411"/>
     <w:lvlOverride w:ilvl="0">
       <w:startOverride w:val="1"/>
@@ -1948,7 +994,7 @@
       <w:startOverride w:val="1"/>
     </w:lvlOverride>
   </w:num>
-  <w:num w:numId="1005">
+  <w:num w:numId="1008">
     <w:abstractNumId w:val="99411"/>
     <w:lvlOverride w:ilvl="0">
       <w:startOverride w:val="1"/>
